--- a/docs/asset-management/Recording Scripts/Jordan_Recording_Script.docx
+++ b/docs/asset-management/Recording Scripts/Jordan_Recording_Script.docx
@@ -2,168 +2,175 @@
 <file path=word/document.xml><?xml version="1.0" encoding="utf-8"?>
 <w:document xmlns:wpc="http://schemas.microsoft.com/office/word/2010/wordprocessingCanvas" xmlns:mo="http://schemas.microsoft.com/office/mac/office/2008/main" xmlns:mc="http://schemas.openxmlformats.org/markup-compatibility/2006" xmlns:mv="urn:schemas-microsoft-com:mac:vml" xmlns:o="urn:schemas-microsoft-com:office:office" xmlns:r="http://schemas.openxmlformats.org/officeDocument/2006/relationships" xmlns:m="http://schemas.openxmlformats.org/officeDocument/2006/math" xmlns:v="urn:schemas-microsoft-com:vml" xmlns:wp14="http://schemas.microsoft.com/office/word/2010/wordprocessingDrawing" xmlns:wp="http://schemas.openxmlformats.org/drawingml/2006/wordprocessingDrawing" xmlns:w10="urn:schemas-microsoft-com:office:word" xmlns:w="http://schemas.openxmlformats.org/wordprocessingml/2006/main" xmlns:w14="http://schemas.microsoft.com/office/word/2010/wordml" xmlns:wpg="http://schemas.microsoft.com/office/word/2010/wordprocessingGroup" xmlns:wpi="http://schemas.microsoft.com/office/word/2010/wordprocessingInk" xmlns:wne="http://schemas.microsoft.com/office/word/2006/wordml" xmlns:wps="http://schemas.microsoft.com/office/word/2010/wordprocessingShape" mc:Ignorable="w14 wp14">
   <w:body>
-    <w:tbl>
-      <w:tblPr>
-        <w:tblW w:type="auto" w:w="0"/>
+    <w:p>
+      <w:pPr>
+        <w:pStyle w:val="Title"/>
         <w:jc w:val="center"/>
-        <w:tblLayout w:type="fixed"/>
-        <w:tblLook w:firstColumn="1" w:firstRow="1" w:lastColumn="0" w:lastRow="0" w:noHBand="0" w:noVBand="1" w:val="04A0"/>
-      </w:tblPr>
-      <w:tblGrid>
-        <w:gridCol w:w="10080"/>
-      </w:tblGrid>
-      <w:tr>
-        <w:tc>
-          <w:tcPr>
-            <w:tcW w:type="dxa" w:w="10224"/>
-            <w:shd w:fill="0B2348"/>
-            <w:vAlign w:val="center"/>
-          </w:tcPr>
-          <w:p>
-            <w:pPr>
-              <w:jc w:val="left"/>
-            </w:pPr>
-            <w:r>
-              <w:rPr>
-                <w:rFonts w:ascii="Aptos Display" w:hAnsi="Aptos Display"/>
-                <w:b/>
-                <w:color w:val="FFFFFF"/>
-                <w:sz w:val="48"/>
-              </w:rPr>
-              <w:t>Jordan Recording Script</w:t>
-            </w:r>
-          </w:p>
-          <w:p>
-            <w:r>
-              <w:rPr>
-                <w:rFonts w:ascii="Aptos" w:hAnsi="Aptos"/>
-                <w:color w:val="D9EAF7"/>
-                <w:sz w:val="20"/>
-              </w:rPr>
-              <w:t>PromptCraft · Scenario 2: Metacognition · Current active lines</w:t>
-            </w:r>
-          </w:p>
-        </w:tc>
-      </w:tr>
-    </w:tbl>
-    <w:p/>
+      </w:pPr>
+      <w:r>
+        <w:rPr>
+          <w:color w:val="000000"/>
+        </w:rPr>
+        <w:t>Jordan Recording Guide</w:t>
+      </w:r>
+    </w:p>
     <w:p>
       <w:r>
         <w:rPr>
           <w:b/>
-          <w:sz w:val="22"/>
         </w:rPr>
-        <w:t>Jordan should sound like a real college student thinking through his learning, not like a polished narrator.</w:t>
+        <w:t xml:space="preserve">Purpose. </w:t>
+      </w:r>
+      <w:r>
+        <w:t>Use this guide to decide whether a recording session is ready. The voice tracker and current application source control the approved line list; this document does not copy dialogue that may become stale.</w:t>
+      </w:r>
+    </w:p>
+    <w:p>
+      <w:pPr>
+        <w:pStyle w:val="Heading1"/>
+      </w:pPr>
+      <w:r>
+        <w:t>Current production status</w:t>
       </w:r>
     </w:p>
     <w:tbl>
       <w:tblPr>
+        <w:tblStyle w:val="TableGrid"/>
         <w:tblW w:type="auto" w:w="0"/>
         <w:jc w:val="center"/>
         <w:tblLook w:firstColumn="1" w:firstRow="1" w:lastColumn="0" w:lastRow="0" w:noHBand="0" w:noVBand="1" w:val="04A0"/>
       </w:tblPr>
       <w:tblGrid>
-        <w:gridCol w:w="10224"/>
+        <w:gridCol w:w="4939"/>
+        <w:gridCol w:w="4939"/>
       </w:tblGrid>
       <w:tr>
+        <w:trPr>
+          <w:tblHeader w:val="true"/>
+        </w:trPr>
         <w:tc>
           <w:tcPr>
-            <w:tcW w:type="dxa" w:w="10224"/>
-            <w:shd w:fill="EAF4FB"/>
-            <w:tcBorders>
-              <w:top w:val="single" w:sz="8" w:color="C8D5E3"/>
-              <w:start w:val="single" w:sz="8" w:color="C8D5E3"/>
-              <w:bottom w:val="single" w:sz="8" w:color="C8D5E3"/>
-              <w:end w:val="single" w:sz="8" w:color="C8D5E3"/>
-            </w:tcBorders>
+            <w:tcW w:type="dxa" w:w="4939"/>
+            <w:shd w:fill="0D2A55"/>
           </w:tcPr>
           <w:p>
             <w:r>
               <w:rPr>
-                <w:rFonts w:ascii="Aptos" w:hAnsi="Aptos"/>
                 <w:b/>
-                <w:color w:val="0B2348"/>
-                <w:sz w:val="22"/>
+                <w:color w:val="FFFFFF"/>
               </w:rPr>
-              <w:t>Performance direction</w:t>
+              <w:t>Item</w:t>
             </w:r>
           </w:p>
+        </w:tc>
+        <w:tc>
+          <w:tcPr>
+            <w:tcW w:type="dxa" w:w="4939"/>
+            <w:shd w:fill="0D2A55"/>
+          </w:tcPr>
           <w:p>
-            <w:pPr>
-              <w:spacing w:after="40"/>
-            </w:pPr>
             <w:r>
               <w:rPr>
-                <w:rFonts w:ascii="Aptos" w:hAnsi="Aptos"/>
-                <w:color w:val="14233B"/>
-                <w:sz w:val="19"/>
+                <w:b/>
+                <w:color w:val="FFFFFF"/>
               </w:rPr>
-              <w:t>• Natural, grounded student voice with understated emotion.</w:t>
+              <w:t>Current state</w:t>
             </w:r>
           </w:p>
+        </w:tc>
+      </w:tr>
+      <w:tr>
+        <w:tc>
+          <w:tcPr>
+            <w:tcW w:type="dxa" w:w="4939"/>
+            <w:vAlign w:val="center"/>
+          </w:tcPr>
           <w:p>
-            <w:pPr>
-              <w:spacing w:after="40"/>
-            </w:pPr>
             <w:r>
-              <w:rPr>
-                <w:rFonts w:ascii="Aptos" w:hAnsi="Aptos"/>
-                <w:color w:val="14233B"/>
-                <w:sz w:val="19"/>
-              </w:rPr>
-              <w:t>• Uncertain/frustrated lines should feel believable, not exaggerated.</w:t>
+              <w:t>Speaker</w:t>
             </w:r>
           </w:p>
+        </w:tc>
+        <w:tc>
+          <w:tcPr>
+            <w:tcW w:type="dxa" w:w="4939"/>
+            <w:vAlign w:val="center"/>
+          </w:tcPr>
           <w:p>
-            <w:pPr>
-              <w:spacing w:after="40"/>
-            </w:pPr>
             <w:r>
-              <w:rPr>
-                <w:rFonts w:ascii="Aptos" w:hAnsi="Aptos"/>
-                <w:color w:val="14233B"/>
-                <w:sz w:val="19"/>
-              </w:rPr>
-              <w:t>• Thinking lines should sound like Jordan is working the idea out as he speaks.</w:t>
+              <w:t>Jordan</w:t>
             </w:r>
           </w:p>
+        </w:tc>
+      </w:tr>
+      <w:tr>
+        <w:tc>
+          <w:tcPr>
+            <w:tcW w:type="dxa" w:w="4939"/>
+            <w:vAlign w:val="center"/>
+          </w:tcPr>
           <w:p>
-            <w:pPr>
-              <w:spacing w:after="40"/>
-            </w:pPr>
             <w:r>
-              <w:rPr>
-                <w:rFonts w:ascii="Aptos" w:hAnsi="Aptos"/>
-                <w:color w:val="14233B"/>
-                <w:sz w:val="19"/>
-              </w:rPr>
-              <w:t>• Confident lines can be more settled, but should still sound conversational.</w:t>
+              <w:t>Current role</w:t>
             </w:r>
           </w:p>
+        </w:tc>
+        <w:tc>
+          <w:tcPr>
+            <w:tcW w:type="dxa" w:w="4939"/>
+            <w:vAlign w:val="center"/>
+          </w:tcPr>
           <w:p>
-            <w:pPr>
-              <w:spacing w:after="40"/>
-            </w:pPr>
             <w:r>
-              <w:rPr>
-                <w:rFonts w:ascii="Aptos" w:hAnsi="Aptos"/>
-                <w:color w:val="14233B"/>
-                <w:sz w:val="19"/>
-              </w:rPr>
-              <w:t>• Save each final clip using the exact filename shown.</w:t>
+              <w:t>Student voice associated with the Confident Student Problem; repository paths retain legacy scenario numbering.</w:t>
             </w:r>
           </w:p>
+        </w:tc>
+      </w:tr>
+      <w:tr>
+        <w:tc>
+          <w:tcPr>
+            <w:tcW w:type="dxa" w:w="4939"/>
+            <w:vAlign w:val="center"/>
+          </w:tcPr>
           <w:p>
-            <w:pPr>
-              <w:spacing w:after="40"/>
-            </w:pPr>
             <w:r>
-              <w:rPr>
-                <w:rFonts w:ascii="Aptos" w:hAnsi="Aptos"/>
-                <w:color w:val="14233B"/>
-                <w:sz w:val="19"/>
-              </w:rPr>
-              <w:t>• All current Jordan lines are marked for wording review before recording.</w:t>
+              <w:t>Recording decision</w:t>
+            </w:r>
+          </w:p>
+        </w:tc>
+        <w:tc>
+          <w:tcPr>
+            <w:tcW w:type="dxa" w:w="4939"/>
+            <w:vAlign w:val="center"/>
+          </w:tcPr>
+          <w:p>
+            <w:r>
+              <w:t>Review current displayed numbering and dialogue before recording or renaming any file.</w:t>
+            </w:r>
+          </w:p>
+        </w:tc>
+      </w:tr>
+      <w:tr>
+        <w:tc>
+          <w:tcPr>
+            <w:tcW w:type="dxa" w:w="4939"/>
+            <w:vAlign w:val="center"/>
+          </w:tcPr>
+          <w:p>
+            <w:r>
+              <w:t>Technical baseline</w:t>
+            </w:r>
+          </w:p>
+        </w:tc>
+        <w:tc>
+          <w:tcPr>
+            <w:tcW w:type="dxa" w:w="4939"/>
+            <w:vAlign w:val="center"/>
+          </w:tcPr>
+          <w:p>
+            <w:r>
+              <w:t>PROMPTCRAFT_V429, Patch 575, asset manifest v150</w:t>
             </w:r>
           </w:p>
         </w:tc>
@@ -171,895 +178,98 @@
     </w:tbl>
     <w:p>
       <w:pPr>
-        <w:spacing w:after="40"/>
+        <w:pStyle w:val="Heading1"/>
       </w:pPr>
+      <w:r>
+        <w:t>Before recording</w:t>
+      </w:r>
     </w:p>
     <w:p>
       <w:pPr>
-        <w:spacing w:before="160" w:after="100"/>
+        <w:pStyle w:val="ListBullet"/>
       </w:pPr>
       <w:r>
-        <w:rPr>
-          <w:rFonts w:ascii="Aptos Display" w:hAnsi="Aptos Display"/>
-          <w:b/>
-          <w:color w:val="0B2348"/>
-          <w:sz w:val="30"/>
-        </w:rPr>
-        <w:t>Opening conversation</w:t>
+        <w:t>Open PromptCraft_Voice_Recording_Tracker.xlsx and confirm the line is marked Approved to Record.</w:t>
       </w:r>
-      <w:r>
-        <w:rPr>
-          <w:rFonts w:ascii="Aptos" w:hAnsi="Aptos"/>
-          <w:i/>
-          <w:color w:val="61748A"/>
-          <w:sz w:val="18"/>
-        </w:rPr>
-        <w:t xml:space="preserve">  Review wording before recording.</w:t>
-      </w:r>
-    </w:p>
-    <w:tbl>
-      <w:tblPr>
-        <w:tblW w:type="auto" w:w="0"/>
-        <w:jc w:val="center"/>
-        <w:tblLayout w:type="fixed"/>
-        <w:tblLook w:firstColumn="1" w:firstRow="1" w:lastColumn="0" w:lastRow="0" w:noHBand="0" w:noVBand="1" w:val="04A0"/>
-      </w:tblPr>
-      <w:tblGrid>
-        <w:gridCol w:w="3096"/>
-        <w:gridCol w:w="6984"/>
-      </w:tblGrid>
-      <w:tr>
-        <w:trPr>
-          <w:cantSplit/>
-        </w:trPr>
-        <w:tc>
-          <w:tcPr>
-            <w:tcW w:type="dxa" w:w="5112"/>
-            <w:shd w:fill="FBF7ED"/>
-            <w:vAlign w:val="top"/>
-            <w:tcBorders>
-              <w:top w:val="single" w:sz="6" w:color="C8D5E3"/>
-              <w:start w:val="single" w:sz="6" w:color="C8D5E3"/>
-              <w:bottom w:val="single" w:sz="6" w:color="C8D5E3"/>
-              <w:end w:val="single" w:sz="6" w:color="C8D5E3"/>
-            </w:tcBorders>
-          </w:tcPr>
-          <w:p>
-            <w:pPr>
-              <w:spacing w:after="40"/>
-            </w:pPr>
-            <w:r>
-              <w:rPr>
-                <w:rFonts w:ascii="Aptos" w:hAnsi="Aptos"/>
-                <w:b/>
-                <w:color w:val="0B2348"/>
-                <w:sz w:val="20"/>
-              </w:rPr>
-              <w:t>01 · jordan-s2-01</w:t>
-            </w:r>
-          </w:p>
-          <w:p>
-            <w:pPr>
-              <w:spacing w:after="20"/>
-            </w:pPr>
-            <w:r>
-              <w:rPr>
-                <w:rFonts w:ascii="Aptos" w:hAnsi="Aptos"/>
-                <w:b/>
-                <w:color w:val="1178B5"/>
-                <w:sz w:val="18"/>
-              </w:rPr>
-              <w:t>jordan-s2-01.mp3</w:t>
-            </w:r>
-          </w:p>
-          <w:p>
-            <w:pPr>
-              <w:spacing w:after="20"/>
-            </w:pPr>
-            <w:r>
-              <w:rPr>
-                <w:rFonts w:ascii="Aptos" w:hAnsi="Aptos"/>
-                <w:color w:val="61748A"/>
-                <w:sz w:val="17"/>
-              </w:rPr>
-              <w:t>Neutral · scenarioStart_metacognition</w:t>
-            </w:r>
-          </w:p>
-          <w:p>
-            <w:pPr>
-              <w:spacing w:after="0"/>
-            </w:pPr>
-            <w:r>
-              <w:rPr>
-                <w:rFonts w:ascii="Aptos" w:hAnsi="Aptos"/>
-                <w:b/>
-                <w:color w:val="9A5B00"/>
-                <w:sz w:val="16"/>
-              </w:rPr>
-              <w:t>REVIEW WORDING</w:t>
-            </w:r>
-          </w:p>
-        </w:tc>
-        <w:tc>
-          <w:tcPr>
-            <w:tcW w:type="dxa" w:w="5112"/>
-            <w:shd w:fill="FFFFFF"/>
-            <w:vAlign w:val="top"/>
-            <w:tcBorders>
-              <w:top w:val="single" w:sz="6" w:color="C8D5E3"/>
-              <w:start w:val="single" w:sz="6" w:color="C8D5E3"/>
-              <w:bottom w:val="single" w:sz="6" w:color="C8D5E3"/>
-              <w:end w:val="single" w:sz="6" w:color="C8D5E3"/>
-            </w:tcBorders>
-          </w:tcPr>
-          <w:p>
-            <w:pPr>
-              <w:spacing w:after="0"/>
-            </w:pPr>
-            <w:r>
-              <w:rPr>
-                <w:rFonts w:ascii="Aptos" w:hAnsi="Aptos"/>
-                <w:color w:val="14233B"/>
-                <w:sz w:val="23"/>
-              </w:rPr>
-              <w:t>I got an 84 on this assignment. That's better than last time, so I guess something worked.</w:t>
-            </w:r>
-          </w:p>
-        </w:tc>
-      </w:tr>
-    </w:tbl>
-    <w:p>
-      <w:pPr>
-        <w:spacing w:after="20"/>
-      </w:pPr>
-    </w:p>
-    <w:tbl>
-      <w:tblPr>
-        <w:tblW w:type="auto" w:w="0"/>
-        <w:jc w:val="center"/>
-        <w:tblLayout w:type="fixed"/>
-        <w:tblLook w:firstColumn="1" w:firstRow="1" w:lastColumn="0" w:lastRow="0" w:noHBand="0" w:noVBand="1" w:val="04A0"/>
-      </w:tblPr>
-      <w:tblGrid>
-        <w:gridCol w:w="3096"/>
-        <w:gridCol w:w="6984"/>
-      </w:tblGrid>
-      <w:tr>
-        <w:trPr>
-          <w:cantSplit/>
-        </w:trPr>
-        <w:tc>
-          <w:tcPr>
-            <w:tcW w:type="dxa" w:w="5112"/>
-            <w:shd w:fill="FBF7ED"/>
-            <w:vAlign w:val="top"/>
-            <w:tcBorders>
-              <w:top w:val="single" w:sz="6" w:color="C8D5E3"/>
-              <w:start w:val="single" w:sz="6" w:color="C8D5E3"/>
-              <w:bottom w:val="single" w:sz="6" w:color="C8D5E3"/>
-              <w:end w:val="single" w:sz="6" w:color="C8D5E3"/>
-            </w:tcBorders>
-          </w:tcPr>
-          <w:p>
-            <w:pPr>
-              <w:spacing w:after="40"/>
-            </w:pPr>
-            <w:r>
-              <w:rPr>
-                <w:rFonts w:ascii="Aptos" w:hAnsi="Aptos"/>
-                <w:b/>
-                <w:color w:val="0B2348"/>
-                <w:sz w:val="20"/>
-              </w:rPr>
-              <w:t>02 · jordan-s2-02</w:t>
-            </w:r>
-          </w:p>
-          <w:p>
-            <w:pPr>
-              <w:spacing w:after="20"/>
-            </w:pPr>
-            <w:r>
-              <w:rPr>
-                <w:rFonts w:ascii="Aptos" w:hAnsi="Aptos"/>
-                <w:b/>
-                <w:color w:val="1178B5"/>
-                <w:sz w:val="18"/>
-              </w:rPr>
-              <w:t>jordan-s2-02.mp3</w:t>
-            </w:r>
-          </w:p>
-          <w:p>
-            <w:pPr>
-              <w:spacing w:after="20"/>
-            </w:pPr>
-            <w:r>
-              <w:rPr>
-                <w:rFonts w:ascii="Aptos" w:hAnsi="Aptos"/>
-                <w:color w:val="61748A"/>
-                <w:sz w:val="17"/>
-              </w:rPr>
-              <w:t>Uncertain · scenarioStart_metacognition</w:t>
-            </w:r>
-          </w:p>
-          <w:p>
-            <w:pPr>
-              <w:spacing w:after="0"/>
-            </w:pPr>
-            <w:r>
-              <w:rPr>
-                <w:rFonts w:ascii="Aptos" w:hAnsi="Aptos"/>
-                <w:b/>
-                <w:color w:val="9A5B00"/>
-                <w:sz w:val="16"/>
-              </w:rPr>
-              <w:t>REVIEW WORDING</w:t>
-            </w:r>
-          </w:p>
-        </w:tc>
-        <w:tc>
-          <w:tcPr>
-            <w:tcW w:type="dxa" w:w="5112"/>
-            <w:shd w:fill="FFFFFF"/>
-            <w:vAlign w:val="top"/>
-            <w:tcBorders>
-              <w:top w:val="single" w:sz="6" w:color="C8D5E3"/>
-              <w:start w:val="single" w:sz="6" w:color="C8D5E3"/>
-              <w:bottom w:val="single" w:sz="6" w:color="C8D5E3"/>
-              <w:end w:val="single" w:sz="6" w:color="C8D5E3"/>
-            </w:tcBorders>
-          </w:tcPr>
-          <w:p>
-            <w:pPr>
-              <w:spacing w:after="0"/>
-            </w:pPr>
-            <w:r>
-              <w:rPr>
-                <w:rFonts w:ascii="Aptos" w:hAnsi="Aptos"/>
-                <w:color w:val="14233B"/>
-                <w:sz w:val="23"/>
-              </w:rPr>
-              <w:t>I reread the chapter a few times. Some parts eventually made more sense, but I couldn't tell you what actually helped.</w:t>
-            </w:r>
-          </w:p>
-        </w:tc>
-      </w:tr>
-    </w:tbl>
-    <w:p>
-      <w:pPr>
-        <w:spacing w:after="20"/>
-      </w:pPr>
-    </w:p>
-    <w:tbl>
-      <w:tblPr>
-        <w:tblW w:type="auto" w:w="0"/>
-        <w:jc w:val="center"/>
-        <w:tblLayout w:type="fixed"/>
-        <w:tblLook w:firstColumn="1" w:firstRow="1" w:lastColumn="0" w:lastRow="0" w:noHBand="0" w:noVBand="1" w:val="04A0"/>
-      </w:tblPr>
-      <w:tblGrid>
-        <w:gridCol w:w="3096"/>
-        <w:gridCol w:w="6984"/>
-      </w:tblGrid>
-      <w:tr>
-        <w:trPr>
-          <w:cantSplit/>
-        </w:trPr>
-        <w:tc>
-          <w:tcPr>
-            <w:tcW w:type="dxa" w:w="5112"/>
-            <w:shd w:fill="FBF7ED"/>
-            <w:vAlign w:val="top"/>
-            <w:tcBorders>
-              <w:top w:val="single" w:sz="6" w:color="C8D5E3"/>
-              <w:start w:val="single" w:sz="6" w:color="C8D5E3"/>
-              <w:bottom w:val="single" w:sz="6" w:color="C8D5E3"/>
-              <w:end w:val="single" w:sz="6" w:color="C8D5E3"/>
-            </w:tcBorders>
-          </w:tcPr>
-          <w:p>
-            <w:pPr>
-              <w:spacing w:after="40"/>
-            </w:pPr>
-            <w:r>
-              <w:rPr>
-                <w:rFonts w:ascii="Aptos" w:hAnsi="Aptos"/>
-                <w:b/>
-                <w:color w:val="0B2348"/>
-                <w:sz w:val="20"/>
-              </w:rPr>
-              <w:t>03 · jordan-s2-03</w:t>
-            </w:r>
-          </w:p>
-          <w:p>
-            <w:pPr>
-              <w:spacing w:after="20"/>
-            </w:pPr>
-            <w:r>
-              <w:rPr>
-                <w:rFonts w:ascii="Aptos" w:hAnsi="Aptos"/>
-                <w:b/>
-                <w:color w:val="1178B5"/>
-                <w:sz w:val="18"/>
-              </w:rPr>
-              <w:t>jordan-s2-03.mp3</w:t>
-            </w:r>
-          </w:p>
-          <w:p>
-            <w:pPr>
-              <w:spacing w:after="20"/>
-            </w:pPr>
-            <w:r>
-              <w:rPr>
-                <w:rFonts w:ascii="Aptos" w:hAnsi="Aptos"/>
-                <w:color w:val="61748A"/>
-                <w:sz w:val="17"/>
-              </w:rPr>
-              <w:t>Frustrated · scenarioStart_metacognition</w:t>
-            </w:r>
-          </w:p>
-          <w:p>
-            <w:pPr>
-              <w:spacing w:after="0"/>
-            </w:pPr>
-            <w:r>
-              <w:rPr>
-                <w:rFonts w:ascii="Aptos" w:hAnsi="Aptos"/>
-                <w:b/>
-                <w:color w:val="9A5B00"/>
-                <w:sz w:val="16"/>
-              </w:rPr>
-              <w:t>REVIEW WORDING</w:t>
-            </w:r>
-          </w:p>
-        </w:tc>
-        <w:tc>
-          <w:tcPr>
-            <w:tcW w:type="dxa" w:w="5112"/>
-            <w:shd w:fill="FFFFFF"/>
-            <w:vAlign w:val="top"/>
-            <w:tcBorders>
-              <w:top w:val="single" w:sz="6" w:color="C8D5E3"/>
-              <w:start w:val="single" w:sz="6" w:color="C8D5E3"/>
-              <w:bottom w:val="single" w:sz="6" w:color="C8D5E3"/>
-              <w:end w:val="single" w:sz="6" w:color="C8D5E3"/>
-            </w:tcBorders>
-          </w:tcPr>
-          <w:p>
-            <w:pPr>
-              <w:spacing w:after="0"/>
-            </w:pPr>
-            <w:r>
-              <w:rPr>
-                <w:rFonts w:ascii="Aptos" w:hAnsi="Aptos"/>
-                <w:color w:val="14233B"/>
-                <w:sz w:val="23"/>
-              </w:rPr>
-              <w:t>Next time I'll probably reread everything again and hope it works.</w:t>
-            </w:r>
-          </w:p>
-        </w:tc>
-      </w:tr>
-    </w:tbl>
-    <w:p>
-      <w:pPr>
-        <w:spacing w:after="20"/>
-      </w:pPr>
     </w:p>
     <w:p>
       <w:pPr>
-        <w:spacing w:before="160" w:after="100"/>
+        <w:pStyle w:val="ListBullet"/>
       </w:pPr>
       <w:r>
-        <w:rPr>
-          <w:rFonts w:ascii="Aptos Display" w:hAnsi="Aptos Display"/>
-          <w:b/>
-          <w:color w:val="0B2348"/>
-          <w:sz w:val="30"/>
-        </w:rPr>
-        <w:t>Intervention responses</w:t>
-      </w:r>
-      <w:r>
-        <w:rPr>
-          <w:rFonts w:ascii="Aptos" w:hAnsi="Aptos"/>
-          <w:i/>
-          <w:color w:val="61748A"/>
-          <w:sz w:val="18"/>
-        </w:rPr>
-        <w:t xml:space="preserve">  Review wording before recording.</w:t>
+        <w:t>Compare the exported line with the current browser source. Stop if wording, speaker, or scenario numbering differs.</w:t>
       </w:r>
     </w:p>
-    <w:tbl>
-      <w:tblPr>
-        <w:tblW w:type="auto" w:w="0"/>
-        <w:jc w:val="center"/>
-        <w:tblLayout w:type="fixed"/>
-        <w:tblLook w:firstColumn="1" w:firstRow="1" w:lastColumn="0" w:lastRow="0" w:noHBand="0" w:noVBand="1" w:val="04A0"/>
-      </w:tblPr>
-      <w:tblGrid>
-        <w:gridCol w:w="3096"/>
-        <w:gridCol w:w="6984"/>
-      </w:tblGrid>
-      <w:tr>
-        <w:trPr>
-          <w:cantSplit/>
-        </w:trPr>
-        <w:tc>
-          <w:tcPr>
-            <w:tcW w:type="dxa" w:w="5112"/>
-            <w:shd w:fill="FBF7ED"/>
-            <w:vAlign w:val="top"/>
-            <w:tcBorders>
-              <w:top w:val="single" w:sz="6" w:color="C8D5E3"/>
-              <w:start w:val="single" w:sz="6" w:color="C8D5E3"/>
-              <w:bottom w:val="single" w:sz="6" w:color="C8D5E3"/>
-              <w:end w:val="single" w:sz="6" w:color="C8D5E3"/>
-            </w:tcBorders>
-          </w:tcPr>
-          <w:p>
-            <w:pPr>
-              <w:spacing w:after="40"/>
-            </w:pPr>
-            <w:r>
-              <w:rPr>
-                <w:rFonts w:ascii="Aptos" w:hAnsi="Aptos"/>
-                <w:b/>
-                <w:color w:val="0B2348"/>
-                <w:sz w:val="20"/>
-              </w:rPr>
-              <w:t>04 · jordan-s2-intervention-confidence</w:t>
-            </w:r>
-          </w:p>
-          <w:p>
-            <w:pPr>
-              <w:spacing w:after="20"/>
-            </w:pPr>
-            <w:r>
-              <w:rPr>
-                <w:rFonts w:ascii="Aptos" w:hAnsi="Aptos"/>
-                <w:b/>
-                <w:color w:val="1178B5"/>
-                <w:sz w:val="18"/>
-              </w:rPr>
-              <w:t>jordan-s2-intervention-confidence.mp3</w:t>
-            </w:r>
-          </w:p>
-          <w:p>
-            <w:pPr>
-              <w:spacing w:after="20"/>
-            </w:pPr>
-            <w:r>
-              <w:rPr>
-                <w:rFonts w:ascii="Aptos" w:hAnsi="Aptos"/>
-                <w:color w:val="61748A"/>
-                <w:sz w:val="17"/>
-              </w:rPr>
-              <w:t>Confident · S2 intervention</w:t>
-            </w:r>
-          </w:p>
-          <w:p>
-            <w:pPr>
-              <w:spacing w:after="0"/>
-            </w:pPr>
-            <w:r>
-              <w:rPr>
-                <w:rFonts w:ascii="Aptos" w:hAnsi="Aptos"/>
-                <w:b/>
-                <w:color w:val="9A5B00"/>
-                <w:sz w:val="16"/>
-              </w:rPr>
-              <w:t>REVIEW WORDING</w:t>
-            </w:r>
-          </w:p>
-        </w:tc>
-        <w:tc>
-          <w:tcPr>
-            <w:tcW w:type="dxa" w:w="5112"/>
-            <w:shd w:fill="FFFFFF"/>
-            <w:vAlign w:val="top"/>
-            <w:tcBorders>
-              <w:top w:val="single" w:sz="6" w:color="C8D5E3"/>
-              <w:start w:val="single" w:sz="6" w:color="C8D5E3"/>
-              <w:bottom w:val="single" w:sz="6" w:color="C8D5E3"/>
-              <w:end w:val="single" w:sz="6" w:color="C8D5E3"/>
-            </w:tcBorders>
-          </w:tcPr>
-          <w:p>
-            <w:pPr>
-              <w:spacing w:after="0"/>
-            </w:pPr>
-            <w:r>
-              <w:rPr>
-                <w:rFonts w:ascii="Aptos" w:hAnsi="Aptos"/>
-                <w:color w:val="14233B"/>
-                <w:sz w:val="23"/>
-              </w:rPr>
-              <w:t>I'd say I'm a four out of five. I feel better about it this time.</w:t>
-            </w:r>
-          </w:p>
-        </w:tc>
-      </w:tr>
-    </w:tbl>
     <w:p>
       <w:pPr>
-        <w:spacing w:after="20"/>
+        <w:pStyle w:val="ListBullet"/>
       </w:pPr>
+      <w:r>
+        <w:t>Use one stable line ID and one audio file per approved line. Preserve legacy path names only when the tracker identifies a compatibility requirement.</w:t>
+      </w:r>
     </w:p>
-    <w:tbl>
-      <w:tblPr>
-        <w:tblW w:type="auto" w:w="0"/>
-        <w:jc w:val="center"/>
-        <w:tblLayout w:type="fixed"/>
-        <w:tblLook w:firstColumn="1" w:firstRow="1" w:lastColumn="0" w:lastRow="0" w:noHBand="0" w:noVBand="1" w:val="04A0"/>
-      </w:tblPr>
-      <w:tblGrid>
-        <w:gridCol w:w="3096"/>
-        <w:gridCol w:w="6984"/>
-      </w:tblGrid>
-      <w:tr>
-        <w:trPr>
-          <w:cantSplit/>
-        </w:trPr>
-        <w:tc>
-          <w:tcPr>
-            <w:tcW w:type="dxa" w:w="5112"/>
-            <w:shd w:fill="FBF7ED"/>
-            <w:vAlign w:val="top"/>
-            <w:tcBorders>
-              <w:top w:val="single" w:sz="6" w:color="C8D5E3"/>
-              <w:start w:val="single" w:sz="6" w:color="C8D5E3"/>
-              <w:bottom w:val="single" w:sz="6" w:color="C8D5E3"/>
-              <w:end w:val="single" w:sz="6" w:color="C8D5E3"/>
-            </w:tcBorders>
-          </w:tcPr>
-          <w:p>
-            <w:pPr>
-              <w:spacing w:after="40"/>
-            </w:pPr>
-            <w:r>
-              <w:rPr>
-                <w:rFonts w:ascii="Aptos" w:hAnsi="Aptos"/>
-                <w:b/>
-                <w:color w:val="0B2348"/>
-                <w:sz w:val="20"/>
-              </w:rPr>
-              <w:t>05 · jordan-s2-intervention-strategy</w:t>
-            </w:r>
-          </w:p>
-          <w:p>
-            <w:pPr>
-              <w:spacing w:after="20"/>
-            </w:pPr>
-            <w:r>
-              <w:rPr>
-                <w:rFonts w:ascii="Aptos" w:hAnsi="Aptos"/>
-                <w:b/>
-                <w:color w:val="1178B5"/>
-                <w:sz w:val="18"/>
-              </w:rPr>
-              <w:t>jordan-s2-intervention-strategy.mp3</w:t>
-            </w:r>
-          </w:p>
-          <w:p>
-            <w:pPr>
-              <w:spacing w:after="20"/>
-            </w:pPr>
-            <w:r>
-              <w:rPr>
-                <w:rFonts w:ascii="Aptos" w:hAnsi="Aptos"/>
-                <w:color w:val="61748A"/>
-                <w:sz w:val="17"/>
-              </w:rPr>
-              <w:t>Thinking · S2 intervention</w:t>
-            </w:r>
-          </w:p>
-          <w:p>
-            <w:pPr>
-              <w:spacing w:after="0"/>
-            </w:pPr>
-            <w:r>
-              <w:rPr>
-                <w:rFonts w:ascii="Aptos" w:hAnsi="Aptos"/>
-                <w:b/>
-                <w:color w:val="9A5B00"/>
-                <w:sz w:val="16"/>
-              </w:rPr>
-              <w:t>REVIEW WORDING</w:t>
-            </w:r>
-          </w:p>
-        </w:tc>
-        <w:tc>
-          <w:tcPr>
-            <w:tcW w:type="dxa" w:w="5112"/>
-            <w:shd w:fill="FFFFFF"/>
-            <w:vAlign w:val="top"/>
-            <w:tcBorders>
-              <w:top w:val="single" w:sz="6" w:color="C8D5E3"/>
-              <w:start w:val="single" w:sz="6" w:color="C8D5E3"/>
-              <w:bottom w:val="single" w:sz="6" w:color="C8D5E3"/>
-              <w:end w:val="single" w:sz="6" w:color="C8D5E3"/>
-            </w:tcBorders>
-          </w:tcPr>
-          <w:p>
-            <w:pPr>
-              <w:spacing w:after="0"/>
-            </w:pPr>
-            <w:r>
-              <w:rPr>
-                <w:rFonts w:ascii="Aptos" w:hAnsi="Aptos"/>
-                <w:color w:val="14233B"/>
-                <w:sz w:val="23"/>
-              </w:rPr>
-              <w:t>I reread the chapter three times and highlighted the parts that seemed important.</w:t>
-            </w:r>
-          </w:p>
-        </w:tc>
-      </w:tr>
-    </w:tbl>
     <w:p>
       <w:pPr>
-        <w:spacing w:after="20"/>
+        <w:pStyle w:val="ListBullet"/>
       </w:pPr>
+      <w:r>
+        <w:t>Record dialogue only. Do not read labels, cues, IDs, or production notes.</w:t>
+      </w:r>
     </w:p>
-    <w:tbl>
-      <w:tblPr>
-        <w:tblW w:type="auto" w:w="0"/>
-        <w:jc w:val="center"/>
-        <w:tblLayout w:type="fixed"/>
-        <w:tblLook w:firstColumn="1" w:firstRow="1" w:lastColumn="0" w:lastRow="0" w:noHBand="0" w:noVBand="1" w:val="04A0"/>
-      </w:tblPr>
-      <w:tblGrid>
-        <w:gridCol w:w="3096"/>
-        <w:gridCol w:w="6984"/>
-      </w:tblGrid>
-      <w:tr>
-        <w:trPr>
-          <w:cantSplit/>
-        </w:trPr>
-        <w:tc>
-          <w:tcPr>
-            <w:tcW w:type="dxa" w:w="5112"/>
-            <w:shd w:fill="FBF7ED"/>
-            <w:vAlign w:val="top"/>
-            <w:tcBorders>
-              <w:top w:val="single" w:sz="6" w:color="C8D5E3"/>
-              <w:start w:val="single" w:sz="6" w:color="C8D5E3"/>
-              <w:bottom w:val="single" w:sz="6" w:color="C8D5E3"/>
-              <w:end w:val="single" w:sz="6" w:color="C8D5E3"/>
-            </w:tcBorders>
-          </w:tcPr>
-          <w:p>
-            <w:pPr>
-              <w:spacing w:after="40"/>
-            </w:pPr>
-            <w:r>
-              <w:rPr>
-                <w:rFonts w:ascii="Aptos" w:hAnsi="Aptos"/>
-                <w:b/>
-                <w:color w:val="0B2348"/>
-                <w:sz w:val="20"/>
-              </w:rPr>
-              <w:t>06 · jordan-s2-intervention-grade</w:t>
-            </w:r>
-          </w:p>
-          <w:p>
-            <w:pPr>
-              <w:spacing w:after="20"/>
-            </w:pPr>
-            <w:r>
-              <w:rPr>
-                <w:rFonts w:ascii="Aptos" w:hAnsi="Aptos"/>
-                <w:b/>
-                <w:color w:val="1178B5"/>
-                <w:sz w:val="18"/>
-              </w:rPr>
-              <w:t>jordan-s2-intervention-grade.mp3</w:t>
-            </w:r>
-          </w:p>
-          <w:p>
-            <w:pPr>
-              <w:spacing w:after="20"/>
-            </w:pPr>
-            <w:r>
-              <w:rPr>
-                <w:rFonts w:ascii="Aptos" w:hAnsi="Aptos"/>
-                <w:color w:val="61748A"/>
-                <w:sz w:val="17"/>
-              </w:rPr>
-              <w:t>Confident · S2 intervention</w:t>
-            </w:r>
-          </w:p>
-          <w:p>
-            <w:pPr>
-              <w:spacing w:after="0"/>
-            </w:pPr>
-            <w:r>
-              <w:rPr>
-                <w:rFonts w:ascii="Aptos" w:hAnsi="Aptos"/>
-                <w:b/>
-                <w:color w:val="9A5B00"/>
-                <w:sz w:val="16"/>
-              </w:rPr>
-              <w:t>REVIEW WORDING</w:t>
-            </w:r>
-          </w:p>
-        </w:tc>
-        <w:tc>
-          <w:tcPr>
-            <w:tcW w:type="dxa" w:w="5112"/>
-            <w:shd w:fill="FFFFFF"/>
-            <w:vAlign w:val="top"/>
-            <w:tcBorders>
-              <w:top w:val="single" w:sz="6" w:color="C8D5E3"/>
-              <w:start w:val="single" w:sz="6" w:color="C8D5E3"/>
-              <w:bottom w:val="single" w:sz="6" w:color="C8D5E3"/>
-              <w:end w:val="single" w:sz="6" w:color="C8D5E3"/>
-            </w:tcBorders>
-          </w:tcPr>
-          <w:p>
-            <w:pPr>
-              <w:spacing w:after="0"/>
-            </w:pPr>
-            <w:r>
-              <w:rPr>
-                <w:rFonts w:ascii="Aptos" w:hAnsi="Aptos"/>
-                <w:color w:val="14233B"/>
-                <w:sz w:val="23"/>
-              </w:rPr>
-              <w:t>I got an 84 instead of a 76, so rereading must have worked.</w:t>
-            </w:r>
-          </w:p>
-        </w:tc>
-      </w:tr>
-    </w:tbl>
     <w:p>
       <w:pPr>
-        <w:spacing w:after="20"/>
+        <w:pStyle w:val="Heading1"/>
       </w:pPr>
+      <w:r>
+        <w:t>Performance direction</w:t>
+      </w:r>
     </w:p>
-    <w:tbl>
-      <w:tblPr>
-        <w:tblW w:type="auto" w:w="0"/>
-        <w:jc w:val="center"/>
-        <w:tblLayout w:type="fixed"/>
-        <w:tblLook w:firstColumn="1" w:firstRow="1" w:lastColumn="0" w:lastRow="0" w:noHBand="0" w:noVBand="1" w:val="04A0"/>
-      </w:tblPr>
-      <w:tblGrid>
-        <w:gridCol w:w="3096"/>
-        <w:gridCol w:w="6984"/>
-      </w:tblGrid>
-      <w:tr>
-        <w:trPr>
-          <w:cantSplit/>
-        </w:trPr>
-        <w:tc>
-          <w:tcPr>
-            <w:tcW w:type="dxa" w:w="5112"/>
-            <w:shd w:fill="FBF7ED"/>
-            <w:vAlign w:val="top"/>
-            <w:tcBorders>
-              <w:top w:val="single" w:sz="6" w:color="C8D5E3"/>
-              <w:start w:val="single" w:sz="6" w:color="C8D5E3"/>
-              <w:bottom w:val="single" w:sz="6" w:color="C8D5E3"/>
-              <w:end w:val="single" w:sz="6" w:color="C8D5E3"/>
-            </w:tcBorders>
-          </w:tcPr>
-          <w:p>
-            <w:pPr>
-              <w:spacing w:after="40"/>
-            </w:pPr>
-            <w:r>
-              <w:rPr>
-                <w:rFonts w:ascii="Aptos" w:hAnsi="Aptos"/>
-                <w:b/>
-                <w:color w:val="0B2348"/>
-                <w:sz w:val="20"/>
-              </w:rPr>
-              <w:t>07 · jordan-s2-intervention-evidence</w:t>
-            </w:r>
-          </w:p>
-          <w:p>
-            <w:pPr>
-              <w:spacing w:after="20"/>
-            </w:pPr>
-            <w:r>
-              <w:rPr>
-                <w:rFonts w:ascii="Aptos" w:hAnsi="Aptos"/>
-                <w:b/>
-                <w:color w:val="1178B5"/>
-                <w:sz w:val="18"/>
-              </w:rPr>
-              <w:t>jordan-s2-intervention-evidence.mp3</w:t>
-            </w:r>
-          </w:p>
-          <w:p>
-            <w:pPr>
-              <w:spacing w:after="20"/>
-            </w:pPr>
-            <w:r>
-              <w:rPr>
-                <w:rFonts w:ascii="Aptos" w:hAnsi="Aptos"/>
-                <w:color w:val="61748A"/>
-                <w:sz w:val="17"/>
-              </w:rPr>
-              <w:t>Thinking · S2 intervention</w:t>
-            </w:r>
-          </w:p>
-          <w:p>
-            <w:pPr>
-              <w:spacing w:after="0"/>
-            </w:pPr>
-            <w:r>
-              <w:rPr>
-                <w:rFonts w:ascii="Aptos" w:hAnsi="Aptos"/>
-                <w:b/>
-                <w:color w:val="9A5B00"/>
-                <w:sz w:val="16"/>
-              </w:rPr>
-              <w:t>REVIEW WORDING</w:t>
-            </w:r>
-          </w:p>
-        </w:tc>
-        <w:tc>
-          <w:tcPr>
-            <w:tcW w:type="dxa" w:w="5112"/>
-            <w:shd w:fill="FFFFFF"/>
-            <w:vAlign w:val="top"/>
-            <w:tcBorders>
-              <w:top w:val="single" w:sz="6" w:color="C8D5E3"/>
-              <w:start w:val="single" w:sz="6" w:color="C8D5E3"/>
-              <w:bottom w:val="single" w:sz="6" w:color="C8D5E3"/>
-              <w:end w:val="single" w:sz="6" w:color="C8D5E3"/>
-            </w:tcBorders>
-          </w:tcPr>
-          <w:p>
-            <w:pPr>
-              <w:spacing w:after="0"/>
-            </w:pPr>
-            <w:r>
-              <w:rPr>
-                <w:rFonts w:ascii="Aptos" w:hAnsi="Aptos"/>
-                <w:color w:val="14233B"/>
-                <w:sz w:val="23"/>
-              </w:rPr>
-              <w:t>I could define both concepts, but without my notes I still couldn't explain the difference. Rereading helped me recognize them, but it didn't help me compare them. I need to try examples next.</w:t>
-            </w:r>
-          </w:p>
-        </w:tc>
-      </w:tr>
-    </w:tbl>
+    <w:p>
+      <w:r>
+        <w:t>Use a natural teaching or student voice. Keep the pacing conversational, avoid announcer delivery, and leave brief clean silence at the start and end for editing.</w:t>
+      </w:r>
+    </w:p>
     <w:p>
       <w:pPr>
-        <w:spacing w:after="20"/>
+        <w:pStyle w:val="Heading1"/>
       </w:pPr>
+      <w:r>
+        <w:t>File delivery checklist</w:t>
+      </w:r>
+    </w:p>
+    <w:p>
+      <w:r>
+        <w:t>☐ Filename matches the approved tracker row</w:t>
+      </w:r>
+    </w:p>
+    <w:p>
+      <w:r>
+        <w:t>☐ No clipped first or last word</w:t>
+      </w:r>
+    </w:p>
+    <w:p>
+      <w:r>
+        <w:t>☐ No background music or room noise</w:t>
+      </w:r>
+    </w:p>
+    <w:p>
+      <w:r>
+        <w:t>☐ Expression and pacing match the approved cue</w:t>
+      </w:r>
+    </w:p>
+    <w:p>
+      <w:r>
+        <w:t>☐ File opens and plays before it is added to the repository</w:t>
+      </w:r>
     </w:p>
     <w:sectPr>
-      <w:footerReference w:type="default" r:id="rId9"/>
       <w:pgSz w:w="12240" w:h="15840"/>
-      <w:pgMar w:top="864" w:right="1008" w:bottom="864" w:left="1008" w:header="720" w:footer="720" w:gutter="0"/>
+      <w:pgMar w:top="1037" w:right="1181" w:bottom="1037" w:left="1181" w:header="720" w:footer="720" w:gutter="0"/>
       <w:cols w:space="720"/>
       <w:docGrid w:linePitch="360"/>
     </w:sectPr>
   </w:body>
 </w:document>
-</file>
-
-<file path=word/footer1.xml><?xml version="1.0" encoding="utf-8"?>
-<w:ftr xmlns:m="http://schemas.openxmlformats.org/officeDocument/2006/math" xmlns:mc="http://schemas.openxmlformats.org/markup-compatibility/2006" xmlns:mo="http://schemas.microsoft.com/office/mac/office/2008/main" xmlns:mv="urn:schemas-microsoft-com:mac:vml" xmlns:o="urn:schemas-microsoft-com:office:office" xmlns:r="http://schemas.openxmlformats.org/officeDocument/2006/relationships" xmlns:v="urn:schemas-microsoft-com:vml" xmlns:w10="urn:schemas-microsoft-com:office:word" xmlns:w14="http://schemas.microsoft.com/office/word/2010/wordml" xmlns:w="http://schemas.openxmlformats.org/wordprocessingml/2006/main" xmlns:wne="http://schemas.microsoft.com/office/word/2006/wordml" xmlns:wp14="http://schemas.microsoft.com/office/word/2010/wordprocessingDrawing" xmlns:wp="http://schemas.openxmlformats.org/drawingml/2006/wordprocessingDrawing" xmlns:wpc="http://schemas.microsoft.com/office/word/2010/wordprocessingCanvas" xmlns:wpg="http://schemas.microsoft.com/office/word/2010/wordprocessingGroup" xmlns:wpi="http://schemas.microsoft.com/office/word/2010/wordprocessingInk" xmlns:wps="http://schemas.microsoft.com/office/word/2010/wordprocessingShape" mc:Ignorable="w14 wp14">
-  <w:p>
-    <w:pPr>
-      <w:pStyle w:val="Footer"/>
-      <w:jc w:val="center"/>
-    </w:pPr>
-    <w:r>
-      <w:rPr>
-        <w:rFonts w:ascii="Aptos" w:hAnsi="Aptos"/>
-        <w:color w:val="61748A"/>
-        <w:sz w:val="16"/>
-      </w:rPr>
-      <w:t>PromptCraft · The Prompt Lab</w:t>
-    </w:r>
-  </w:p>
-</w:ftr>
 </file>
 
 <file path=word/numbering.xml><?xml version="1.0" encoding="utf-8"?>
@@ -1425,12 +635,9 @@
     <w:name w:val="Normal"/>
     <w:qFormat/>
     <w:rsid w:val="00FC693F"/>
-    <w:pPr>
-      <w:spacing w:after="100"/>
-    </w:pPr>
     <w:rPr>
       <w:rFonts w:ascii="Aptos" w:hAnsi="Aptos"/>
-      <w:color w:val="14233B"/>
+      <w:color w:val="20303C"/>
       <w:sz w:val="21"/>
     </w:rPr>
   </w:style>
@@ -1493,11 +700,11 @@
       <w:outlineLvl w:val="0"/>
     </w:pPr>
     <w:rPr>
-      <w:rFonts w:asciiTheme="majorHAnsi" w:eastAsiaTheme="majorEastAsia" w:hAnsiTheme="majorHAnsi" w:cstheme="majorBidi" w:ascii="Aptos Display" w:hAnsi="Aptos Display"/>
+      <w:rFonts w:asciiTheme="majorHAnsi" w:eastAsiaTheme="majorEastAsia" w:hAnsiTheme="majorHAnsi" w:cstheme="majorBidi"/>
       <w:b/>
       <w:bCs/>
-      <w:color w:val="0B2348"/>
-      <w:sz w:val="34"/>
+      <w:color w:val="365F91" w:themeColor="accent1" w:themeShade="BF"/>
+      <w:sz w:val="28"/>
       <w:szCs w:val="28"/>
     </w:rPr>
   </w:style>
@@ -1517,10 +724,10 @@
       <w:outlineLvl w:val="1"/>
     </w:pPr>
     <w:rPr>
-      <w:rFonts w:asciiTheme="majorHAnsi" w:eastAsiaTheme="majorEastAsia" w:hAnsiTheme="majorHAnsi" w:cstheme="majorBidi" w:ascii="Aptos Display" w:hAnsi="Aptos Display"/>
+      <w:rFonts w:asciiTheme="majorHAnsi" w:eastAsiaTheme="majorEastAsia" w:hAnsiTheme="majorHAnsi" w:cstheme="majorBidi"/>
       <w:b/>
       <w:bCs/>
-      <w:color w:val="1178B5"/>
+      <w:color w:val="4F81BD" w:themeColor="accent1"/>
       <w:sz w:val="26"/>
       <w:szCs w:val="26"/>
     </w:rPr>
@@ -1782,9 +989,8 @@
       <w:contextualSpacing/>
     </w:pPr>
     <w:rPr>
-      <w:rFonts w:asciiTheme="majorHAnsi" w:eastAsiaTheme="majorEastAsia" w:hAnsiTheme="majorHAnsi" w:cstheme="majorBidi" w:ascii="Aptos Display" w:hAnsi="Aptos Display"/>
-      <w:b/>
-      <w:color w:val="0B2348"/>
+      <w:rFonts w:asciiTheme="majorHAnsi" w:eastAsiaTheme="majorEastAsia" w:hAnsiTheme="majorHAnsi" w:cstheme="majorBidi"/>
+      <w:color w:val="17365D" w:themeColor="text2" w:themeShade="BF"/>
       <w:spacing w:val="5"/>
       <w:kern w:val="28"/>
       <w:sz w:val="52"/>
